--- a/docs/作業完了報告書SYSTEM_操作マニュアル.docx
+++ b/docs/作業完了報告書SYSTEM_操作マニュアル.docx
@@ -282,7 +282,7 @@
                 <w:sz w:val="19"/>
                 <w:szCs w:val="19"/>
               </w:rPr>
-              <w:t xml:space="preserve">2026年9月15日</w:t>
+              <w:t xml:space="preserve">2026年10月12日</w:t>
             </w:r>
           </w:p>
         </w:tc>
